--- a/public/templates/autodoc-sow-template.docx
+++ b/public/templates/autodoc-sow-template.docx
@@ -144,7 +144,23 @@
       <w:fldChar w:fldCharType="end"/>
     </w:r>
     <w:r>
-      <w:t xml:space="preserve"> Zenzero − All Rights Reserved. Confidential and Proprietary. Not for distribution. For more information please reach out via </w:t>
+      <w:t xml:space="preserve"> </w:t>
+    </w:r>
+    <w:proofErr w:type="spellStart"/>
+    <w:r>
+      <w:t>Zenzero</w:t>
+    </w:r>
+    <w:proofErr w:type="spellEnd"/>
+    <w:r>
+      <w:t xml:space="preserve"> − All Rights Reserved. Confidential and Proprietary. Not for distribution. For more </w:t>
+    </w:r>
+    <w:proofErr w:type="gramStart"/>
+    <w:r>
+      <w:t>information</w:t>
+    </w:r>
+    <w:proofErr w:type="gramEnd"/>
+    <w:r>
+      <w:t xml:space="preserve"> please reach out via </w:t>
     </w:r>
     <w:hyperlink r:id="rId1" w:history="1">
       <w:r>
@@ -220,7 +236,23 @@
       <w:fldChar w:fldCharType="end"/>
     </w:r>
     <w:r>
-      <w:t xml:space="preserve"> Zenzero − All Rights Reserved. Confidential and Proprietary. Not for distribution. For more information please reach out via</w:t>
+      <w:t xml:space="preserve"> </w:t>
+    </w:r>
+    <w:proofErr w:type="spellStart"/>
+    <w:r>
+      <w:t>Zenzero</w:t>
+    </w:r>
+    <w:proofErr w:type="spellEnd"/>
+    <w:r>
+      <w:t xml:space="preserve"> − All Rights Reserved. Confidential and Proprietary. Not for distribution. For more </w:t>
+    </w:r>
+    <w:proofErr w:type="gramStart"/>
+    <w:r>
+      <w:t>information</w:t>
+    </w:r>
+    <w:proofErr w:type="gramEnd"/>
+    <w:r>
+      <w:t xml:space="preserve"> please reach out via</w:t>
     </w:r>
     <w:r>
       <w:t xml:space="preserve"> </w:t>
@@ -302,7 +334,23 @@
       <w:pStyle w:val="HeaderFooter"/>
     </w:pPr>
     <w:r>
-      <w:t>{documentTitle} – {issueDate}</w:t>
+      <w:t>{</w:t>
+    </w:r>
+    <w:proofErr w:type="spellStart"/>
+    <w:r>
+      <w:t>documentTitle</w:t>
+    </w:r>
+    <w:proofErr w:type="spellEnd"/>
+    <w:r>
+      <w:t>} – {</w:t>
+    </w:r>
+    <w:proofErr w:type="spellStart"/>
+    <w:r>
+      <w:t>issueDate</w:t>
+    </w:r>
+    <w:proofErr w:type="spellEnd"/>
+    <w:r>
+      <w:t>}</w:t>
     </w:r>
   </w:p>
   <w:p>
@@ -589,8 +637,13 @@
                 <w:tcW w:w="1980" w:type="dxa"/>
               </w:tcPr>
               <w:p>
+                <w:proofErr w:type="spellStart"/>
                 <w:r>
-                  <w:t>Zenzero Contact:</w:t>
+                  <w:t>Zenzero</w:t>
+                </w:r>
+                <w:proofErr w:type="spellEnd"/>
+                <w:r>
+                  <w:t xml:space="preserve"> Contact:</w:t>
                 </w:r>
               </w:p>
             </w:tc>
